--- a/TODO.docx
+++ b/TODO.docx
@@ -260,6 +260,36 @@
           <w:szCs w:val="24"/>
         </w:rPr>
       </w:pPr>
+      <w:r>
+        <w:rPr>
+          <w:sz w:val="24"/>
+          <w:szCs w:val="24"/>
+        </w:rPr>
+        <w:t xml:space="preserve">Exemple : </w:t>
+      </w:r>
+      <w:r>
+        <w:rPr>
+          <w:sz w:val="24"/>
+          <w:szCs w:val="24"/>
+        </w:rPr>
+        <w:t>Spider</w:t>
+      </w:r>
+      <w:r>
+        <w:rPr>
+          <w:sz w:val="24"/>
+          <w:szCs w:val="24"/>
+        </w:rPr>
+        <w:t>-Man</w:t>
+      </w:r>
+    </w:p>
+    <w:p>
+      <w:pPr>
+        <w:spacing w:after="0" w:line="276" w:lineRule="auto"/>
+        <w:rPr>
+          <w:sz w:val="24"/>
+          <w:szCs w:val="24"/>
+        </w:rPr>
+      </w:pPr>
     </w:p>
     <w:p>
       <w:pPr>
@@ -333,6 +363,116 @@
           <w:szCs w:val="24"/>
         </w:rPr>
       </w:pPr>
+      <w:r>
+        <w:rPr>
+          <w:sz w:val="24"/>
+          <w:szCs w:val="24"/>
+        </w:rPr>
+        <w:t>Par contre, garder le Ctrl+F, c’est trop bien d’avoir le focus.</w:t>
+      </w:r>
+    </w:p>
+    <w:p>
+      <w:pPr>
+        <w:spacing w:after="0" w:line="276" w:lineRule="auto"/>
+        <w:rPr>
+          <w:sz w:val="24"/>
+          <w:szCs w:val="24"/>
+        </w:rPr>
+      </w:pPr>
+      <w:r>
+        <w:rPr>
+          <w:sz w:val="24"/>
+          <w:szCs w:val="24"/>
+        </w:rPr>
+        <w:t>NOTE PCO : Ah je sais pas, j’utilise filtre à 90%, et 10% recherche, à voir.</w:t>
+      </w:r>
+    </w:p>
+    <w:p>
+      <w:pPr>
+        <w:spacing w:after="0" w:line="276" w:lineRule="auto"/>
+        <w:rPr>
+          <w:sz w:val="24"/>
+          <w:szCs w:val="24"/>
+        </w:rPr>
+      </w:pPr>
+    </w:p>
+    <w:p>
+      <w:pPr>
+        <w:spacing w:after="0" w:line="276" w:lineRule="auto"/>
+        <w:rPr>
+          <w:sz w:val="24"/>
+          <w:szCs w:val="24"/>
+        </w:rPr>
+      </w:pPr>
+      <w:r>
+        <w:rPr>
+          <w:sz w:val="24"/>
+          <w:szCs w:val="24"/>
+        </w:rPr>
+        <w:t>Faire une FAQ</w:t>
+      </w:r>
+    </w:p>
+    <w:p>
+      <w:pPr>
+        <w:spacing w:after="0" w:line="276" w:lineRule="auto"/>
+        <w:rPr>
+          <w:sz w:val="24"/>
+          <w:szCs w:val="24"/>
+        </w:rPr>
+      </w:pPr>
+      <w:r>
+        <w:rPr>
+          <w:sz w:val="24"/>
+          <w:szCs w:val="24"/>
+        </w:rPr>
+        <w:t>E</w:t>
+      </w:r>
+      <w:r>
+        <w:rPr>
+          <w:sz w:val="24"/>
+          <w:szCs w:val="24"/>
+        </w:rPr>
+        <w:t>ditable,</w:t>
+      </w:r>
+      <w:r>
+        <w:rPr>
+          <w:sz w:val="24"/>
+          <w:szCs w:val="24"/>
+        </w:rPr>
+        <w:t xml:space="preserve"> mais prévoir un falg dans le JSON persisté pour mettre en lecture seule.</w:t>
+      </w:r>
+    </w:p>
+    <w:p>
+      <w:pPr>
+        <w:spacing w:after="0" w:line="276" w:lineRule="auto"/>
+        <w:rPr>
+          <w:sz w:val="24"/>
+          <w:szCs w:val="24"/>
+        </w:rPr>
+      </w:pPr>
+      <w:r>
+        <w:rPr>
+          <w:sz w:val="24"/>
+          <w:szCs w:val="24"/>
+        </w:rPr>
+        <w:t>Pouvoir ajoute des chapitres, des textes</w:t>
+      </w:r>
+    </w:p>
+    <w:p>
+      <w:pPr>
+        <w:spacing w:after="0" w:line="276" w:lineRule="auto"/>
+        <w:rPr>
+          <w:sz w:val="24"/>
+          <w:szCs w:val="24"/>
+        </w:rPr>
+      </w:pPr>
+      <w:r>
+        <w:rPr>
+          <w:sz w:val="24"/>
+          <w:szCs w:val="24"/>
+        </w:rPr>
+        <w:t>Prevoir aussi des tags, et pouvoir rechercher (un peu à la manière d’un android dans les options ou d’un windows 11)</w:t>
+      </w:r>
     </w:p>
     <w:sectPr>
       <w:pgSz w:w="11906" w:h="16838"/>
